--- a/applications/STRONG/Confidential - Sales Operations Analyst Salesforce - 2026-08-27/cover_letter.docx
+++ b/applications/STRONG/Confidential - Sales Operations Analyst Salesforce - 2026-08-27/cover_letter.docx
@@ -211,7 +211,7 @@
           <w:color w:val="09152A"/>
           <w:sz w:val="22"/>
         </w:rPr>
-        <w:t>In my current freelance practice, I am supporting sales operations and CRM engagements for clients including callcathai.online, primelayertrades.com, and hereraspreadsheets.com — administering Salesforce pipelines, building opportunity tracking and deal registration workflows, and developing partner engagement and channel performance dashboards. I understand the full opportunity lifecycle and the discipline required to keep CRM data clean, pipeline visibility accurate, and stakeholder reporting actionable.</w:t>
+        <w:t>In my current freelance practice, I am supporting sales operations and CRM engagements for clients including callcatchai.online, primelayertrades.com, and hereraspreadsheets.com — administering Salesforce pipelines, building opportunity tracking and deal registration workflows, and developing partner engagement and channel performance dashboards. I understand the full opportunity lifecycle and the discipline required to keep CRM data clean, pipeline visibility accurate, and stakeholder reporting actionable.</w:t>
       </w:r>
     </w:p>
     <w:p>
